--- a/DOCS/Write up.docx
+++ b/DOCS/Write up.docx
@@ -664,6 +664,7 @@
           <w:b/>
           <w:bCs/>
           <w:color w:val="FF0000"/>
+          <w:highlight w:val="yellow"/>
           <w:u w:val="single"/>
         </w:rPr>
       </w:pPr>
@@ -673,6 +674,7 @@
           <w:b/>
           <w:bCs/>
           <w:color w:val="FF0000"/>
+          <w:highlight w:val="yellow"/>
           <w:u w:val="single"/>
         </w:rPr>
         <w:t>COMPANY</w:t>
@@ -683,6 +685,7 @@
         <w:spacing w:after="0" w:line="360" w:lineRule="auto"/>
         <w:rPr>
           <w:rFonts w:cstheme="minorHAnsi"/>
+          <w:highlight w:val="yellow"/>
         </w:rPr>
       </w:pPr>
     </w:p>
@@ -693,6 +696,7 @@
           <w:rFonts w:cstheme="minorHAnsi"/>
           <w:b/>
           <w:bCs/>
+          <w:highlight w:val="yellow"/>
         </w:rPr>
       </w:pPr>
       <w:r>
@@ -700,6 +704,7 @@
           <w:rFonts w:cstheme="minorHAnsi"/>
           <w:b/>
           <w:bCs/>
+          <w:highlight w:val="yellow"/>
         </w:rPr>
         <w:t>A</w:t>
       </w:r>
@@ -708,6 +713,7 @@
           <w:rFonts w:cstheme="minorHAnsi"/>
           <w:b/>
           <w:bCs/>
+          <w:highlight w:val="yellow"/>
         </w:rPr>
         <w:t>BOUT US</w:t>
       </w:r>
@@ -717,11 +723,13 @@
         <w:spacing w:after="0" w:line="360" w:lineRule="auto"/>
         <w:rPr>
           <w:rFonts w:cstheme="minorHAnsi"/>
+          <w:highlight w:val="yellow"/>
         </w:rPr>
       </w:pPr>
       <w:r>
         <w:rPr>
           <w:rFonts w:cstheme="minorHAnsi"/>
+          <w:highlight w:val="yellow"/>
         </w:rPr>
         <w:t>KERAMAT ENGINEERING SDN BHD specialized in providing a wide range of Engineering and Maintenance services.</w:t>
       </w:r>
@@ -731,6 +739,7 @@
         <w:spacing w:after="0" w:line="360" w:lineRule="auto"/>
         <w:rPr>
           <w:rFonts w:cstheme="minorHAnsi"/>
+          <w:highlight w:val="yellow"/>
         </w:rPr>
       </w:pPr>
     </w:p>
@@ -741,6 +750,7 @@
           <w:rFonts w:cstheme="minorHAnsi"/>
           <w:b/>
           <w:bCs/>
+          <w:highlight w:val="yellow"/>
         </w:rPr>
       </w:pPr>
       <w:r>
@@ -748,6 +758,7 @@
           <w:rFonts w:cstheme="minorHAnsi"/>
           <w:b/>
           <w:bCs/>
+          <w:highlight w:val="yellow"/>
         </w:rPr>
         <w:t xml:space="preserve">Vision </w:t>
       </w:r>
@@ -757,9 +768,13 @@
         <w:spacing w:after="0" w:line="360" w:lineRule="auto"/>
         <w:rPr>
           <w:rFonts w:cstheme="minorHAnsi"/>
-        </w:rPr>
-      </w:pPr>
-      <w:r>
+          <w:highlight w:val="yellow"/>
+        </w:rPr>
+      </w:pPr>
+      <w:r>
+        <w:rPr>
+          <w:highlight w:val="yellow"/>
+        </w:rPr>
         <w:t>To achieve the highest standards of customer satisfaction and to develop excellence services throughout the technological innovation and best practice.</w:t>
       </w:r>
     </w:p>
@@ -768,6 +783,7 @@
         <w:spacing w:after="0" w:line="360" w:lineRule="auto"/>
         <w:rPr>
           <w:rFonts w:cstheme="minorHAnsi"/>
+          <w:highlight w:val="yellow"/>
         </w:rPr>
       </w:pPr>
     </w:p>
@@ -778,6 +794,7 @@
           <w:rFonts w:cstheme="minorHAnsi"/>
           <w:b/>
           <w:bCs/>
+          <w:highlight w:val="yellow"/>
         </w:rPr>
       </w:pPr>
       <w:r>
@@ -785,6 +802,7 @@
           <w:rFonts w:cstheme="minorHAnsi"/>
           <w:b/>
           <w:bCs/>
+          <w:highlight w:val="yellow"/>
         </w:rPr>
         <w:t>Mission</w:t>
       </w:r>
@@ -793,48 +811,67 @@
       <w:pPr>
         <w:spacing w:after="0" w:line="360" w:lineRule="auto"/>
         <w:ind w:left="720" w:hanging="720"/>
-      </w:pPr>
-      <w:r>
+        <w:rPr>
+          <w:highlight w:val="yellow"/>
+        </w:rPr>
+      </w:pPr>
+      <w:r>
+        <w:rPr>
+          <w:highlight w:val="yellow"/>
+        </w:rPr>
         <w:t xml:space="preserve">• </w:t>
       </w:r>
       <w:r>
+        <w:rPr>
+          <w:highlight w:val="yellow"/>
+        </w:rPr>
         <w:tab/>
-      </w:r>
-      <w:r>
         <w:t>To serve the best quality services to our valued customers towards mutually beneficial goal for a long-term business relationship.</w:t>
       </w:r>
     </w:p>
     <w:p>
       <w:pPr>
         <w:spacing w:after="0" w:line="360" w:lineRule="auto"/>
-      </w:pPr>
-      <w:r>
+        <w:rPr>
+          <w:highlight w:val="yellow"/>
+        </w:rPr>
+      </w:pPr>
+      <w:r>
+        <w:rPr>
+          <w:highlight w:val="yellow"/>
+        </w:rPr>
         <w:t xml:space="preserve">• </w:t>
       </w:r>
       <w:r>
+        <w:rPr>
+          <w:highlight w:val="yellow"/>
+        </w:rPr>
         <w:tab/>
-      </w:r>
-      <w:r>
         <w:t xml:space="preserve">To build client trust on our integrity, commitments, and responsibilities </w:t>
       </w:r>
     </w:p>
     <w:p>
       <w:pPr>
         <w:spacing w:after="0" w:line="360" w:lineRule="auto"/>
-      </w:pPr>
-    </w:p>
-    <w:p>
-      <w:pPr>
-        <w:spacing w:after="0" w:line="360" w:lineRule="auto"/>
-        <w:rPr>
-          <w:b/>
-          <w:bCs/>
-        </w:rPr>
-      </w:pPr>
-      <w:r>
-        <w:rPr>
-          <w:b/>
-          <w:bCs/>
+        <w:rPr>
+          <w:highlight w:val="yellow"/>
+        </w:rPr>
+      </w:pPr>
+    </w:p>
+    <w:p>
+      <w:pPr>
+        <w:spacing w:after="0" w:line="360" w:lineRule="auto"/>
+        <w:rPr>
+          <w:b/>
+          <w:bCs/>
+          <w:highlight w:val="yellow"/>
+        </w:rPr>
+      </w:pPr>
+      <w:r>
+        <w:rPr>
+          <w:b/>
+          <w:bCs/>
+          <w:highlight w:val="yellow"/>
         </w:rPr>
         <w:t>Our Values</w:t>
       </w:r>
@@ -849,12 +886,14 @@
         <w:ind w:hanging="720"/>
         <w:rPr>
           <w:rFonts w:eastAsia="Times New Roman" w:cstheme="minorHAnsi"/>
+          <w:highlight w:val="yellow"/>
           <w:lang w:eastAsia="en-MY"/>
         </w:rPr>
       </w:pPr>
       <w:r>
         <w:rPr>
           <w:rFonts w:eastAsia="Times New Roman" w:cstheme="minorHAnsi"/>
+          <w:highlight w:val="yellow"/>
           <w:lang w:eastAsia="en-MY"/>
         </w:rPr>
         <w:t>Innovation</w:t>
@@ -870,12 +909,14 @@
         <w:ind w:hanging="720"/>
         <w:rPr>
           <w:rFonts w:eastAsia="Times New Roman" w:cstheme="minorHAnsi"/>
+          <w:highlight w:val="yellow"/>
           <w:lang w:eastAsia="en-MY"/>
         </w:rPr>
       </w:pPr>
       <w:r>
         <w:rPr>
           <w:rFonts w:eastAsia="Times New Roman" w:cstheme="minorHAnsi"/>
+          <w:highlight w:val="yellow"/>
           <w:lang w:eastAsia="en-MY"/>
         </w:rPr>
         <w:t>Integrity</w:t>
@@ -891,12 +932,14 @@
         <w:ind w:hanging="720"/>
         <w:rPr>
           <w:rFonts w:eastAsia="Times New Roman" w:cstheme="minorHAnsi"/>
+          <w:highlight w:val="yellow"/>
           <w:lang w:eastAsia="en-MY"/>
         </w:rPr>
       </w:pPr>
       <w:r>
         <w:rPr>
           <w:rFonts w:eastAsia="Times New Roman" w:cstheme="minorHAnsi"/>
+          <w:highlight w:val="yellow"/>
           <w:lang w:eastAsia="en-MY"/>
         </w:rPr>
         <w:t>Quality</w:t>
@@ -912,12 +955,14 @@
         <w:ind w:hanging="720"/>
         <w:rPr>
           <w:rFonts w:eastAsia="Times New Roman" w:cstheme="minorHAnsi"/>
+          <w:highlight w:val="yellow"/>
           <w:lang w:eastAsia="en-MY"/>
         </w:rPr>
       </w:pPr>
       <w:r>
         <w:rPr>
           <w:rFonts w:eastAsia="Times New Roman" w:cstheme="minorHAnsi"/>
+          <w:highlight w:val="yellow"/>
           <w:lang w:eastAsia="en-MY"/>
         </w:rPr>
         <w:t>Commitment to Customers</w:t>
@@ -933,25 +978,27 @@
         <w:ind w:hanging="720"/>
         <w:rPr>
           <w:rFonts w:eastAsia="Times New Roman" w:cstheme="minorHAnsi"/>
+          <w:highlight w:val="yellow"/>
           <w:lang w:eastAsia="en-MY"/>
         </w:rPr>
       </w:pPr>
       <w:r>
+        <w:rPr>
+          <w:rFonts w:eastAsia="Times New Roman" w:cstheme="minorHAnsi"/>
+          <w:highlight w:val="yellow"/>
+          <w:lang w:eastAsia="en-MY"/>
+        </w:rPr>
+        <w:t>Constant Improvement</w:t>
+      </w:r>
+    </w:p>
+    <w:p>
+      <w:pPr>
+        <w:spacing w:after="0" w:line="360" w:lineRule="auto"/>
+        <w:ind w:left="720"/>
         <w:rPr>
           <w:rFonts w:eastAsia="Times New Roman" w:cstheme="minorHAnsi"/>
           <w:lang w:eastAsia="en-MY"/>
         </w:rPr>
-        <w:t>Constant Improvement</w:t>
-      </w:r>
-    </w:p>
-    <w:p>
-      <w:pPr>
-        <w:spacing w:after="0" w:line="360" w:lineRule="auto"/>
-        <w:ind w:left="720"/>
-        <w:rPr>
-          <w:rFonts w:eastAsia="Times New Roman" w:cstheme="minorHAnsi"/>
-          <w:lang w:eastAsia="en-MY"/>
-        </w:rPr>
       </w:pPr>
     </w:p>
     <w:p>
@@ -1024,12 +1071,14 @@
         <w:rPr>
           <w:b/>
           <w:bCs/>
-        </w:rPr>
-      </w:pPr>
-      <w:r>
-        <w:rPr>
-          <w:b/>
-          <w:bCs/>
+          <w:highlight w:val="yellow"/>
+        </w:rPr>
+      </w:pPr>
+      <w:r>
+        <w:rPr>
+          <w:b/>
+          <w:bCs/>
+          <w:highlight w:val="yellow"/>
         </w:rPr>
         <w:lastRenderedPageBreak/>
         <w:t>CORE MANAGEMENT TEAM</w:t>
@@ -1041,6 +1090,7 @@
         <w:rPr>
           <w:b/>
           <w:bCs/>
+          <w:highlight w:val="yellow"/>
         </w:rPr>
       </w:pPr>
     </w:p>
@@ -1068,12 +1118,14 @@
               <w:rPr>
                 <w:b/>
                 <w:bCs/>
+                <w:highlight w:val="yellow"/>
               </w:rPr>
             </w:pPr>
             <w:r>
               <w:rPr>
                 <w:b/>
                 <w:bCs/>
+                <w:highlight w:val="yellow"/>
               </w:rPr>
               <w:t>NO.</w:t>
             </w:r>
@@ -1089,12 +1141,14 @@
               <w:rPr>
                 <w:b/>
                 <w:bCs/>
+                <w:highlight w:val="yellow"/>
               </w:rPr>
             </w:pPr>
             <w:r>
               <w:rPr>
                 <w:b/>
                 <w:bCs/>
+                <w:highlight w:val="yellow"/>
               </w:rPr>
               <w:t>NAME</w:t>
             </w:r>
@@ -1110,12 +1164,14 @@
               <w:rPr>
                 <w:b/>
                 <w:bCs/>
+                <w:highlight w:val="yellow"/>
               </w:rPr>
             </w:pPr>
             <w:r>
               <w:rPr>
                 <w:b/>
                 <w:bCs/>
+                <w:highlight w:val="yellow"/>
               </w:rPr>
               <w:t>POSITION</w:t>
             </w:r>
@@ -1132,12 +1188,14 @@
               <w:rPr>
                 <w:b/>
                 <w:bCs/>
+                <w:highlight w:val="yellow"/>
               </w:rPr>
             </w:pPr>
             <w:r>
               <w:rPr>
                 <w:b/>
                 <w:bCs/>
+                <w:highlight w:val="yellow"/>
               </w:rPr>
               <w:t>WORKING EXPERIENCES</w:t>
             </w:r>
@@ -1153,12 +1211,14 @@
               <w:rPr>
                 <w:b/>
                 <w:bCs/>
+                <w:highlight w:val="yellow"/>
               </w:rPr>
             </w:pPr>
             <w:r>
               <w:rPr>
                 <w:b/>
                 <w:bCs/>
+                <w:highlight w:val="yellow"/>
               </w:rPr>
               <w:t>QUALIFICATION</w:t>
             </w:r>
@@ -1177,12 +1237,14 @@
               <w:rPr>
                 <w:b/>
                 <w:bCs/>
+                <w:highlight w:val="yellow"/>
               </w:rPr>
             </w:pPr>
             <w:r>
               <w:rPr>
                 <w:b/>
                 <w:bCs/>
+                <w:highlight w:val="yellow"/>
               </w:rPr>
               <w:t>1.0</w:t>
             </w:r>
@@ -1198,6 +1260,7 @@
               <w:rPr>
                 <w:b/>
                 <w:bCs/>
+                <w:highlight w:val="yellow"/>
               </w:rPr>
             </w:pPr>
             <w:proofErr w:type="spellStart"/>
@@ -1205,6 +1268,7 @@
               <w:rPr>
                 <w:b/>
                 <w:bCs/>
+                <w:highlight w:val="yellow"/>
               </w:rPr>
               <w:t>Mohd</w:t>
             </w:r>
@@ -1213,6 +1277,7 @@
               <w:rPr>
                 <w:b/>
                 <w:bCs/>
+                <w:highlight w:val="yellow"/>
               </w:rPr>
               <w:t xml:space="preserve"> Ismail Noor </w:t>
             </w:r>
@@ -1221,6 +1286,7 @@
               <w:rPr>
                 <w:b/>
                 <w:bCs/>
+                <w:highlight w:val="yellow"/>
               </w:rPr>
               <w:t>Azhar</w:t>
             </w:r>
@@ -1237,12 +1303,14 @@
               <w:rPr>
                 <w:b/>
                 <w:bCs/>
+                <w:highlight w:val="yellow"/>
               </w:rPr>
             </w:pPr>
             <w:r>
               <w:rPr>
                 <w:b/>
                 <w:bCs/>
+                <w:highlight w:val="yellow"/>
               </w:rPr>
               <w:t>Project Director</w:t>
             </w:r>
@@ -1259,12 +1327,14 @@
               <w:rPr>
                 <w:b/>
                 <w:bCs/>
+                <w:highlight w:val="yellow"/>
               </w:rPr>
             </w:pPr>
             <w:r>
               <w:rPr>
                 <w:b/>
                 <w:bCs/>
+                <w:highlight w:val="yellow"/>
               </w:rPr>
               <w:t>18 Years</w:t>
             </w:r>
@@ -1280,12 +1350,14 @@
               <w:rPr>
                 <w:b/>
                 <w:bCs/>
+                <w:highlight w:val="yellow"/>
               </w:rPr>
             </w:pPr>
             <w:r>
               <w:rPr>
                 <w:b/>
                 <w:bCs/>
+                <w:highlight w:val="yellow"/>
               </w:rPr>
               <w:t>Executive Master in Oil &amp; Gas Management, University Malaysia Pahang</w:t>
             </w:r>
@@ -1304,12 +1376,14 @@
               <w:rPr>
                 <w:b/>
                 <w:bCs/>
+                <w:highlight w:val="yellow"/>
               </w:rPr>
             </w:pPr>
             <w:r>
               <w:rPr>
                 <w:b/>
                 <w:bCs/>
+                <w:highlight w:val="yellow"/>
               </w:rPr>
               <w:t>2.0</w:t>
             </w:r>
@@ -1325,12 +1399,14 @@
               <w:rPr>
                 <w:b/>
                 <w:bCs/>
+                <w:highlight w:val="yellow"/>
               </w:rPr>
             </w:pPr>
             <w:r>
               <w:rPr>
                 <w:b/>
                 <w:bCs/>
+                <w:highlight w:val="yellow"/>
               </w:rPr>
               <w:t xml:space="preserve">Nur </w:t>
             </w:r>
@@ -1339,6 +1415,7 @@
               <w:rPr>
                 <w:b/>
                 <w:bCs/>
+                <w:highlight w:val="yellow"/>
               </w:rPr>
               <w:t>Zaidatul</w:t>
             </w:r>
@@ -1347,6 +1424,7 @@
               <w:rPr>
                 <w:b/>
                 <w:bCs/>
+                <w:highlight w:val="yellow"/>
               </w:rPr>
               <w:t xml:space="preserve"> </w:t>
             </w:r>
@@ -1355,6 +1433,7 @@
               <w:rPr>
                 <w:b/>
                 <w:bCs/>
+                <w:highlight w:val="yellow"/>
               </w:rPr>
               <w:t>Ashikin</w:t>
             </w:r>
@@ -1363,6 +1442,7 @@
               <w:rPr>
                 <w:b/>
                 <w:bCs/>
+                <w:highlight w:val="yellow"/>
               </w:rPr>
               <w:t xml:space="preserve"> Ibrahim</w:t>
             </w:r>
@@ -1378,12 +1458,14 @@
               <w:rPr>
                 <w:b/>
                 <w:bCs/>
+                <w:highlight w:val="yellow"/>
               </w:rPr>
             </w:pPr>
             <w:r>
               <w:rPr>
                 <w:b/>
                 <w:bCs/>
+                <w:highlight w:val="yellow"/>
               </w:rPr>
               <w:t>Finance Manager</w:t>
             </w:r>
@@ -1400,12 +1482,14 @@
               <w:rPr>
                 <w:b/>
                 <w:bCs/>
+                <w:highlight w:val="yellow"/>
               </w:rPr>
             </w:pPr>
             <w:r>
               <w:rPr>
                 <w:b/>
                 <w:bCs/>
+                <w:highlight w:val="yellow"/>
               </w:rPr>
               <w:t>12 Years</w:t>
             </w:r>
@@ -1421,12 +1505,14 @@
               <w:rPr>
                 <w:b/>
                 <w:bCs/>
+                <w:highlight w:val="yellow"/>
               </w:rPr>
             </w:pPr>
             <w:r>
               <w:rPr>
                 <w:b/>
                 <w:bCs/>
+                <w:highlight w:val="yellow"/>
               </w:rPr>
               <w:t>B.sc</w:t>
             </w:r>
@@ -1434,6 +1520,7 @@
               <w:rPr>
                 <w:b/>
                 <w:bCs/>
+                <w:highlight w:val="yellow"/>
               </w:rPr>
               <w:t xml:space="preserve"> Eng (Hons)</w:t>
             </w:r>
@@ -1441,6 +1528,7 @@
               <w:rPr>
                 <w:b/>
                 <w:bCs/>
+                <w:highlight w:val="yellow"/>
               </w:rPr>
               <w:t xml:space="preserve"> Chemical Engineering, University </w:t>
             </w:r>
@@ -1449,6 +1537,7 @@
               <w:rPr>
                 <w:b/>
                 <w:bCs/>
+                <w:highlight w:val="yellow"/>
               </w:rPr>
               <w:t>Teknologi</w:t>
             </w:r>
@@ -1457,6 +1546,7 @@
               <w:rPr>
                 <w:b/>
                 <w:bCs/>
+                <w:highlight w:val="yellow"/>
               </w:rPr>
               <w:t xml:space="preserve"> Mara (UiTM)</w:t>
             </w:r>
@@ -1475,12 +1565,14 @@
               <w:rPr>
                 <w:b/>
                 <w:bCs/>
+                <w:highlight w:val="yellow"/>
               </w:rPr>
             </w:pPr>
             <w:r>
               <w:rPr>
                 <w:b/>
                 <w:bCs/>
+                <w:highlight w:val="yellow"/>
               </w:rPr>
               <w:t>3.0</w:t>
             </w:r>
@@ -1496,6 +1588,7 @@
               <w:rPr>
                 <w:b/>
                 <w:bCs/>
+                <w:highlight w:val="yellow"/>
               </w:rPr>
             </w:pPr>
             <w:proofErr w:type="spellStart"/>
@@ -1503,6 +1596,7 @@
               <w:rPr>
                 <w:b/>
                 <w:bCs/>
+                <w:highlight w:val="yellow"/>
               </w:rPr>
               <w:t>Noralliza</w:t>
             </w:r>
@@ -1511,6 +1605,7 @@
               <w:rPr>
                 <w:b/>
                 <w:bCs/>
+                <w:highlight w:val="yellow"/>
               </w:rPr>
               <w:t xml:space="preserve"> </w:t>
             </w:r>
@@ -1519,6 +1614,7 @@
               <w:rPr>
                 <w:b/>
                 <w:bCs/>
+                <w:highlight w:val="yellow"/>
               </w:rPr>
               <w:t>Mohd</w:t>
             </w:r>
@@ -1527,6 +1623,7 @@
               <w:rPr>
                 <w:b/>
                 <w:bCs/>
+                <w:highlight w:val="yellow"/>
               </w:rPr>
               <w:t xml:space="preserve"> Noor</w:t>
             </w:r>
@@ -1542,12 +1639,14 @@
               <w:rPr>
                 <w:b/>
                 <w:bCs/>
+                <w:highlight w:val="yellow"/>
               </w:rPr>
             </w:pPr>
             <w:r>
               <w:rPr>
                 <w:b/>
                 <w:bCs/>
+                <w:highlight w:val="yellow"/>
               </w:rPr>
               <w:t>Admin &amp; HR Manager</w:t>
             </w:r>
@@ -1564,12 +1663,14 @@
               <w:rPr>
                 <w:b/>
                 <w:bCs/>
+                <w:highlight w:val="yellow"/>
               </w:rPr>
             </w:pPr>
             <w:r>
               <w:rPr>
                 <w:b/>
                 <w:bCs/>
+                <w:highlight w:val="yellow"/>
               </w:rPr>
               <w:t>22 Years</w:t>
             </w:r>
@@ -1585,12 +1686,14 @@
               <w:rPr>
                 <w:b/>
                 <w:bCs/>
+                <w:highlight w:val="yellow"/>
               </w:rPr>
             </w:pPr>
             <w:r>
               <w:rPr>
                 <w:b/>
                 <w:bCs/>
+                <w:highlight w:val="yellow"/>
               </w:rPr>
               <w:t>Executive Diploma in Human Resource Management, University Malaya</w:t>
             </w:r>
@@ -1609,12 +1712,14 @@
               <w:rPr>
                 <w:b/>
                 <w:bCs/>
+                <w:highlight w:val="yellow"/>
               </w:rPr>
             </w:pPr>
             <w:r>
               <w:rPr>
                 <w:b/>
                 <w:bCs/>
+                <w:highlight w:val="yellow"/>
               </w:rPr>
               <w:t>4.0</w:t>
             </w:r>
@@ -1630,6 +1735,7 @@
               <w:rPr>
                 <w:b/>
                 <w:bCs/>
+                <w:highlight w:val="yellow"/>
               </w:rPr>
             </w:pPr>
             <w:proofErr w:type="spellStart"/>
@@ -1637,6 +1743,7 @@
               <w:rPr>
                 <w:b/>
                 <w:bCs/>
+                <w:highlight w:val="yellow"/>
               </w:rPr>
               <w:t>Nurmazuria</w:t>
             </w:r>
@@ -1645,6 +1752,7 @@
               <w:rPr>
                 <w:b/>
                 <w:bCs/>
+                <w:highlight w:val="yellow"/>
               </w:rPr>
               <w:t xml:space="preserve"> </w:t>
             </w:r>
@@ -1653,6 +1761,7 @@
               <w:rPr>
                 <w:b/>
                 <w:bCs/>
+                <w:highlight w:val="yellow"/>
               </w:rPr>
               <w:t>Mazelan</w:t>
             </w:r>
@@ -1669,12 +1778,14 @@
               <w:rPr>
                 <w:b/>
                 <w:bCs/>
+                <w:highlight w:val="yellow"/>
               </w:rPr>
             </w:pPr>
             <w:r>
               <w:rPr>
                 <w:b/>
                 <w:bCs/>
+                <w:highlight w:val="yellow"/>
               </w:rPr>
               <w:t>Project Manager</w:t>
             </w:r>
@@ -1691,12 +1802,14 @@
               <w:rPr>
                 <w:b/>
                 <w:bCs/>
+                <w:highlight w:val="yellow"/>
               </w:rPr>
             </w:pPr>
             <w:r>
               <w:rPr>
                 <w:b/>
                 <w:bCs/>
+                <w:highlight w:val="yellow"/>
               </w:rPr>
               <w:t>5 Years</w:t>
             </w:r>
@@ -1719,6 +1832,7 @@
               <w:rPr>
                 <w:b/>
                 <w:bCs/>
+                <w:highlight w:val="yellow"/>
               </w:rPr>
               <w:t>B.</w:t>
             </w:r>
@@ -1726,6 +1840,7 @@
               <w:rPr>
                 <w:b/>
                 <w:bCs/>
+                <w:highlight w:val="yellow"/>
               </w:rPr>
               <w:t>Eng</w:t>
             </w:r>
@@ -1734,6 +1849,7 @@
               <w:rPr>
                 <w:b/>
                 <w:bCs/>
+                <w:highlight w:val="yellow"/>
               </w:rPr>
               <w:t xml:space="preserve"> (Hons)</w:t>
             </w:r>
@@ -1741,6 +1857,7 @@
               <w:rPr>
                 <w:b/>
                 <w:bCs/>
+                <w:highlight w:val="yellow"/>
               </w:rPr>
               <w:t xml:space="preserve"> Civil Engineering, University Malaysia Pahang</w:t>
             </w:r>
@@ -1768,12 +1885,14 @@
         <w:rPr>
           <w:b/>
           <w:bCs/>
-        </w:rPr>
-      </w:pPr>
-      <w:r>
-        <w:rPr>
-          <w:b/>
-          <w:bCs/>
+          <w:highlight w:val="yellow"/>
+        </w:rPr>
+      </w:pPr>
+      <w:r>
+        <w:rPr>
+          <w:b/>
+          <w:bCs/>
+          <w:highlight w:val="yellow"/>
         </w:rPr>
         <w:t>L</w:t>
       </w:r>
@@ -1781,6 +1900,7 @@
         <w:rPr>
           <w:b/>
           <w:bCs/>
+          <w:highlight w:val="yellow"/>
         </w:rPr>
         <w:t>ICENSE CERTIFICATE</w:t>
       </w:r>
@@ -1794,8 +1914,14 @@
         </w:numPr>
         <w:spacing w:after="0" w:line="360" w:lineRule="auto"/>
         <w:ind w:hanging="720"/>
-      </w:pPr>
-      <w:r>
+        <w:rPr>
+          <w:highlight w:val="yellow"/>
+        </w:rPr>
+      </w:pPr>
+      <w:r>
+        <w:rPr>
+          <w:highlight w:val="yellow"/>
+        </w:rPr>
         <w:t>CIDB</w:t>
       </w:r>
     </w:p>
@@ -1808,8 +1934,14 @@
         </w:numPr>
         <w:spacing w:after="0" w:line="360" w:lineRule="auto"/>
         <w:ind w:hanging="720"/>
-      </w:pPr>
-      <w:r>
+        <w:rPr>
+          <w:highlight w:val="yellow"/>
+        </w:rPr>
+      </w:pPr>
+      <w:r>
+        <w:rPr>
+          <w:highlight w:val="yellow"/>
+        </w:rPr>
         <w:t>MOF</w:t>
       </w:r>
     </w:p>
@@ -1822,8 +1954,14 @@
         </w:numPr>
         <w:spacing w:after="0" w:line="360" w:lineRule="auto"/>
         <w:ind w:hanging="720"/>
-      </w:pPr>
-      <w:r>
+        <w:rPr>
+          <w:highlight w:val="yellow"/>
+        </w:rPr>
+      </w:pPr>
+      <w:r>
+        <w:rPr>
+          <w:highlight w:val="yellow"/>
+        </w:rPr>
         <w:t>FGV</w:t>
       </w:r>
     </w:p>
@@ -1836,8 +1974,14 @@
         </w:numPr>
         <w:spacing w:after="0" w:line="360" w:lineRule="auto"/>
         <w:ind w:hanging="720"/>
-      </w:pPr>
-      <w:r>
+        <w:rPr>
+          <w:highlight w:val="yellow"/>
+        </w:rPr>
+      </w:pPr>
+      <w:r>
+        <w:rPr>
+          <w:highlight w:val="yellow"/>
+        </w:rPr>
         <w:t>MAHB</w:t>
       </w:r>
     </w:p>
@@ -1925,12 +2069,14 @@
         <w:rPr>
           <w:b/>
           <w:bCs/>
-        </w:rPr>
-      </w:pPr>
-      <w:r>
-        <w:rPr>
-          <w:b/>
-          <w:bCs/>
+          <w:highlight w:val="yellow"/>
+        </w:rPr>
+      </w:pPr>
+      <w:r>
+        <w:rPr>
+          <w:b/>
+          <w:bCs/>
+          <w:highlight w:val="yellow"/>
         </w:rPr>
         <w:t>Engineering, Procurement, Construction &amp; Commissioning (EPCC)</w:t>
       </w:r>
@@ -1941,9 +2087,13 @@
         <w:rPr>
           <w:b/>
           <w:bCs/>
-        </w:rPr>
-      </w:pPr>
-      <w:r>
+          <w:highlight w:val="yellow"/>
+        </w:rPr>
+      </w:pPr>
+      <w:r>
+        <w:rPr>
+          <w:highlight w:val="yellow"/>
+        </w:rPr>
         <w:t>Engineering, Procurement, Construction and Commissioning (EPCC) of Liquid Petroleum Gas (LPG) pipelines and storage system, Natural Gas (NG) pipelines system and other gases pipelines system with a successful track record for the oil &amp; gas industry in Malaysia.</w:t>
       </w:r>
     </w:p>
@@ -1954,6 +2104,7 @@
           <w:b/>
           <w:bCs/>
           <w:color w:val="FF0000"/>
+          <w:highlight w:val="yellow"/>
           <w:u w:val="single"/>
         </w:rPr>
       </w:pPr>
@@ -1964,12 +2115,14 @@
         <w:rPr>
           <w:b/>
           <w:bCs/>
-        </w:rPr>
-      </w:pPr>
-      <w:r>
-        <w:rPr>
-          <w:b/>
-          <w:bCs/>
+          <w:highlight w:val="yellow"/>
+        </w:rPr>
+      </w:pPr>
+      <w:r>
+        <w:rPr>
+          <w:b/>
+          <w:bCs/>
+          <w:highlight w:val="yellow"/>
         </w:rPr>
         <w:t>Liquid Petroleum Gas (LPG) Supply</w:t>
       </w:r>
@@ -1977,47 +2130,89 @@
     <w:p>
       <w:pPr>
         <w:spacing w:after="0" w:line="360" w:lineRule="auto"/>
-      </w:pPr>
-      <w:r>
+        <w:rPr>
+          <w:highlight w:val="yellow"/>
+        </w:rPr>
+      </w:pPr>
+      <w:r>
+        <w:rPr>
+          <w:highlight w:val="yellow"/>
+        </w:rPr>
         <w:t>Trusted</w:t>
       </w:r>
       <w:r>
+        <w:rPr>
+          <w:highlight w:val="yellow"/>
+        </w:rPr>
         <w:t xml:space="preserve"> LPG supplier in Malaysia. These include 50kg</w:t>
       </w:r>
       <w:r>
+        <w:rPr>
+          <w:highlight w:val="yellow"/>
+        </w:rPr>
         <w:t xml:space="preserve"> </w:t>
       </w:r>
       <w:r>
+        <w:rPr>
+          <w:highlight w:val="yellow"/>
+        </w:rPr>
         <w:t>cylinder</w:t>
       </w:r>
       <w:r>
+        <w:rPr>
+          <w:highlight w:val="yellow"/>
+        </w:rPr>
         <w:t xml:space="preserve"> </w:t>
       </w:r>
       <w:r>
+        <w:rPr>
+          <w:highlight w:val="yellow"/>
+        </w:rPr>
         <w:t>and industrial</w:t>
       </w:r>
       <w:r>
+        <w:rPr>
+          <w:highlight w:val="yellow"/>
+        </w:rPr>
         <w:t>/commercial</w:t>
       </w:r>
       <w:r>
+        <w:rPr>
+          <w:highlight w:val="yellow"/>
+        </w:rPr>
         <w:t xml:space="preserve"> bulk </w:t>
       </w:r>
       <w:r>
+        <w:rPr>
+          <w:highlight w:val="yellow"/>
+        </w:rPr>
         <w:t xml:space="preserve">storage </w:t>
       </w:r>
       <w:r>
+        <w:rPr>
+          <w:highlight w:val="yellow"/>
+        </w:rPr>
         <w:t xml:space="preserve">tanks </w:t>
       </w:r>
       <w:r>
+        <w:rPr>
+          <w:highlight w:val="yellow"/>
+        </w:rPr>
         <w:t>(unlimited quantity)</w:t>
       </w:r>
       <w:r>
+        <w:rPr>
+          <w:highlight w:val="yellow"/>
+        </w:rPr>
         <w:t>. We market and distribute throughout Peninsular Malaysia.</w:t>
       </w:r>
     </w:p>
     <w:p>
       <w:pPr>
         <w:spacing w:after="0" w:line="360" w:lineRule="auto"/>
+        <w:rPr>
+          <w:highlight w:val="yellow"/>
+        </w:rPr>
       </w:pPr>
     </w:p>
     <w:p>
@@ -2027,6 +2222,7 @@
           <w:rFonts w:cstheme="minorHAnsi"/>
           <w:b/>
           <w:bCs/>
+          <w:highlight w:val="yellow"/>
         </w:rPr>
       </w:pPr>
       <w:r>
@@ -2034,6 +2230,7 @@
           <w:rFonts w:cstheme="minorHAnsi"/>
           <w:b/>
           <w:bCs/>
+          <w:highlight w:val="yellow"/>
         </w:rPr>
         <w:t>Maintenance &amp; Support Service</w:t>
       </w:r>
@@ -2043,12 +2240,14 @@
         <w:spacing w:after="0" w:line="360" w:lineRule="auto"/>
         <w:rPr>
           <w:rFonts w:eastAsia="Times New Roman" w:cstheme="minorHAnsi"/>
+          <w:highlight w:val="yellow"/>
           <w:lang w:eastAsia="en-MY"/>
         </w:rPr>
       </w:pPr>
       <w:r>
         <w:rPr>
           <w:rFonts w:eastAsia="Times New Roman" w:cstheme="minorHAnsi"/>
+          <w:highlight w:val="yellow"/>
           <w:lang w:eastAsia="en-MY"/>
         </w:rPr>
         <w:t>We have our competent, qualified and quality manpower with high experience and knowledgeable to perform regular and ad-hoc maintenance services.</w:t>
@@ -2056,6 +2255,7 @@
       <w:r>
         <w:rPr>
           <w:rFonts w:eastAsia="Times New Roman" w:cstheme="minorHAnsi"/>
+          <w:highlight w:val="yellow"/>
           <w:lang w:eastAsia="en-MY"/>
         </w:rPr>
         <w:br/>
@@ -2071,127 +2271,17 @@
         <w:spacing w:after="0" w:line="360" w:lineRule="auto"/>
         <w:rPr>
           <w:rFonts w:eastAsia="Times New Roman" w:cstheme="minorHAnsi"/>
+          <w:highlight w:val="yellow"/>
           <w:lang w:eastAsia="en-MY"/>
         </w:rPr>
       </w:pPr>
       <w:r>
         <w:rPr>
           <w:rFonts w:eastAsia="Times New Roman" w:cstheme="minorHAnsi"/>
+          <w:highlight w:val="yellow"/>
           <w:lang w:eastAsia="en-MY"/>
         </w:rPr>
-        <w:t>N</w:t>
-      </w:r>
-      <w:r>
-        <w:rPr>
-          <w:rFonts w:eastAsia="Times New Roman" w:cstheme="minorHAnsi"/>
-          <w:lang w:eastAsia="en-MY"/>
-        </w:rPr>
-        <w:t xml:space="preserve">atural </w:t>
-      </w:r>
-      <w:r>
-        <w:rPr>
-          <w:rFonts w:eastAsia="Times New Roman" w:cstheme="minorHAnsi"/>
-          <w:lang w:eastAsia="en-MY"/>
-        </w:rPr>
-        <w:t>G</w:t>
-      </w:r>
-      <w:r>
-        <w:rPr>
-          <w:rFonts w:eastAsia="Times New Roman" w:cstheme="minorHAnsi"/>
-          <w:lang w:eastAsia="en-MY"/>
-        </w:rPr>
-        <w:t>as (NG)</w:t>
-      </w:r>
-      <w:r>
-        <w:rPr>
-          <w:rFonts w:eastAsia="Times New Roman" w:cstheme="minorHAnsi"/>
-          <w:lang w:eastAsia="en-MY"/>
-        </w:rPr>
-        <w:t xml:space="preserve"> </w:t>
-      </w:r>
-      <w:r>
-        <w:rPr>
-          <w:rFonts w:eastAsia="Times New Roman" w:cstheme="minorHAnsi"/>
-          <w:lang w:eastAsia="en-MY"/>
-        </w:rPr>
-        <w:t>p</w:t>
-      </w:r>
-      <w:r>
-        <w:rPr>
-          <w:rFonts w:eastAsia="Times New Roman" w:cstheme="minorHAnsi"/>
-          <w:lang w:eastAsia="en-MY"/>
-        </w:rPr>
-        <w:t>ipeline</w:t>
-      </w:r>
-      <w:r>
-        <w:rPr>
-          <w:rFonts w:eastAsia="Times New Roman" w:cstheme="minorHAnsi"/>
-          <w:lang w:eastAsia="en-MY"/>
-        </w:rPr>
-        <w:t>s</w:t>
-      </w:r>
-      <w:r>
-        <w:rPr>
-          <w:rFonts w:eastAsia="Times New Roman" w:cstheme="minorHAnsi"/>
-          <w:lang w:eastAsia="en-MY"/>
-        </w:rPr>
-        <w:t xml:space="preserve"> </w:t>
-      </w:r>
-      <w:r>
-        <w:rPr>
-          <w:rFonts w:eastAsia="Times New Roman" w:cstheme="minorHAnsi"/>
-          <w:lang w:eastAsia="en-MY"/>
-        </w:rPr>
-        <w:t>r</w:t>
-      </w:r>
-      <w:r>
-        <w:rPr>
-          <w:rFonts w:eastAsia="Times New Roman" w:cstheme="minorHAnsi"/>
-          <w:lang w:eastAsia="en-MY"/>
-        </w:rPr>
-        <w:t>epair</w:t>
-      </w:r>
-      <w:r>
-        <w:rPr>
-          <w:rFonts w:eastAsia="Times New Roman" w:cstheme="minorHAnsi"/>
-          <w:lang w:eastAsia="en-MY"/>
-        </w:rPr>
-        <w:t>,</w:t>
-      </w:r>
-      <w:r>
-        <w:rPr>
-          <w:rFonts w:eastAsia="Times New Roman" w:cstheme="minorHAnsi"/>
-          <w:lang w:eastAsia="en-MY"/>
-        </w:rPr>
-        <w:t xml:space="preserve"> </w:t>
-      </w:r>
-      <w:r>
-        <w:rPr>
-          <w:rFonts w:eastAsia="Times New Roman" w:cstheme="minorHAnsi"/>
-          <w:lang w:eastAsia="en-MY"/>
-        </w:rPr>
-        <w:t>m</w:t>
-      </w:r>
-      <w:r>
-        <w:rPr>
-          <w:rFonts w:eastAsia="Times New Roman" w:cstheme="minorHAnsi"/>
-          <w:lang w:eastAsia="en-MY"/>
-        </w:rPr>
-        <w:t xml:space="preserve">aintenance and </w:t>
-      </w:r>
-      <w:r>
-        <w:rPr>
-          <w:rFonts w:eastAsia="Times New Roman" w:cstheme="minorHAnsi"/>
-          <w:lang w:eastAsia="en-MY"/>
-        </w:rPr>
-        <w:t>a</w:t>
-      </w:r>
-      <w:r>
-        <w:rPr>
-          <w:rFonts w:eastAsia="Times New Roman" w:cstheme="minorHAnsi"/>
-          <w:lang w:eastAsia="en-MY"/>
-        </w:rPr>
-        <w:t>nalysis</w:t>
+        <w:t>Natural Gas (NG) pipelines repair, maintenance and analysis</w:t>
       </w:r>
     </w:p>
     <w:p>
@@ -2203,57 +2293,17 @@
         <w:spacing w:after="0" w:line="360" w:lineRule="auto"/>
         <w:rPr>
           <w:rFonts w:eastAsia="Times New Roman" w:cstheme="minorHAnsi"/>
+          <w:highlight w:val="yellow"/>
           <w:lang w:eastAsia="en-MY"/>
         </w:rPr>
       </w:pPr>
       <w:r>
         <w:rPr>
           <w:rFonts w:eastAsia="Times New Roman" w:cstheme="minorHAnsi"/>
+          <w:highlight w:val="yellow"/>
           <w:lang w:eastAsia="en-MY"/>
         </w:rPr>
-        <w:t xml:space="preserve">Steam, Water and Air </w:t>
-      </w:r>
-      <w:r>
-        <w:rPr>
-          <w:rFonts w:eastAsia="Times New Roman" w:cstheme="minorHAnsi"/>
-          <w:lang w:eastAsia="en-MY"/>
-        </w:rPr>
-        <w:t>p</w:t>
-      </w:r>
-      <w:r>
-        <w:rPr>
-          <w:rFonts w:eastAsia="Times New Roman" w:cstheme="minorHAnsi"/>
-          <w:lang w:eastAsia="en-MY"/>
-        </w:rPr>
-        <w:t>iping</w:t>
-      </w:r>
-      <w:r>
-        <w:rPr>
-          <w:rFonts w:eastAsia="Times New Roman" w:cstheme="minorHAnsi"/>
-          <w:lang w:eastAsia="en-MY"/>
-        </w:rPr>
-        <w:t xml:space="preserve"> m</w:t>
-      </w:r>
-      <w:r>
-        <w:rPr>
-          <w:rFonts w:eastAsia="Times New Roman" w:cstheme="minorHAnsi"/>
-          <w:lang w:eastAsia="en-MY"/>
-        </w:rPr>
-        <w:t xml:space="preserve">aintenance </w:t>
-      </w:r>
-      <w:r>
-        <w:rPr>
-          <w:rFonts w:eastAsia="Times New Roman" w:cstheme="minorHAnsi"/>
-          <w:lang w:eastAsia="en-MY"/>
-        </w:rPr>
-        <w:t>s</w:t>
-      </w:r>
-      <w:r>
-        <w:rPr>
-          <w:rFonts w:eastAsia="Times New Roman" w:cstheme="minorHAnsi"/>
-          <w:lang w:eastAsia="en-MY"/>
-        </w:rPr>
-        <w:t>ervices</w:t>
+        <w:t>Steam, Water and Air piping maintenance services</w:t>
       </w:r>
     </w:p>
     <w:p>
@@ -2265,99 +2315,17 @@
         <w:spacing w:after="0" w:line="360" w:lineRule="auto"/>
         <w:rPr>
           <w:rFonts w:eastAsia="Times New Roman" w:cstheme="minorHAnsi"/>
+          <w:highlight w:val="yellow"/>
           <w:lang w:eastAsia="en-MY"/>
         </w:rPr>
       </w:pPr>
       <w:r>
         <w:rPr>
           <w:rFonts w:eastAsia="Times New Roman" w:cstheme="minorHAnsi"/>
+          <w:highlight w:val="yellow"/>
           <w:lang w:eastAsia="en-MY"/>
         </w:rPr>
-        <w:t xml:space="preserve">LPG </w:t>
-      </w:r>
-      <w:r>
-        <w:rPr>
-          <w:rFonts w:eastAsia="Times New Roman" w:cstheme="minorHAnsi"/>
-          <w:lang w:eastAsia="en-MY"/>
-        </w:rPr>
-        <w:t>b</w:t>
-      </w:r>
-      <w:r>
-        <w:rPr>
-          <w:rFonts w:eastAsia="Times New Roman" w:cstheme="minorHAnsi"/>
-          <w:lang w:eastAsia="en-MY"/>
-        </w:rPr>
-        <w:t xml:space="preserve">ulk </w:t>
-      </w:r>
-      <w:r>
-        <w:rPr>
-          <w:rFonts w:eastAsia="Times New Roman" w:cstheme="minorHAnsi"/>
-          <w:lang w:eastAsia="en-MY"/>
-        </w:rPr>
-        <w:t>s</w:t>
-      </w:r>
-      <w:r>
-        <w:rPr>
-          <w:rFonts w:eastAsia="Times New Roman" w:cstheme="minorHAnsi"/>
-          <w:lang w:eastAsia="en-MY"/>
-        </w:rPr>
-        <w:t xml:space="preserve">torage </w:t>
-      </w:r>
-      <w:r>
-        <w:rPr>
-          <w:rFonts w:eastAsia="Times New Roman" w:cstheme="minorHAnsi"/>
-          <w:lang w:eastAsia="en-MY"/>
-        </w:rPr>
-        <w:t>e</w:t>
-      </w:r>
-      <w:r>
-        <w:rPr>
-          <w:rFonts w:eastAsia="Times New Roman" w:cstheme="minorHAnsi"/>
-          <w:lang w:eastAsia="en-MY"/>
-        </w:rPr>
-        <w:t xml:space="preserve">quipment </w:t>
-      </w:r>
-      <w:r>
-        <w:rPr>
-          <w:rFonts w:eastAsia="Times New Roman" w:cstheme="minorHAnsi"/>
-          <w:lang w:eastAsia="en-MY"/>
-        </w:rPr>
-        <w:t>r</w:t>
-      </w:r>
-      <w:r>
-        <w:rPr>
-          <w:rFonts w:eastAsia="Times New Roman" w:cstheme="minorHAnsi"/>
-          <w:lang w:eastAsia="en-MY"/>
-        </w:rPr>
-        <w:t xml:space="preserve">epair, </w:t>
-      </w:r>
-      <w:r>
-        <w:rPr>
-          <w:rFonts w:eastAsia="Times New Roman" w:cstheme="minorHAnsi"/>
-          <w:lang w:eastAsia="en-MY"/>
-        </w:rPr>
-        <w:t>m</w:t>
-      </w:r>
-      <w:r>
-        <w:rPr>
-          <w:rFonts w:eastAsia="Times New Roman" w:cstheme="minorHAnsi"/>
-          <w:lang w:eastAsia="en-MY"/>
-        </w:rPr>
-        <w:t xml:space="preserve">aintenance and </w:t>
-      </w:r>
-      <w:r>
-        <w:rPr>
-          <w:rFonts w:eastAsia="Times New Roman" w:cstheme="minorHAnsi"/>
-          <w:lang w:eastAsia="en-MY"/>
-        </w:rPr>
-        <w:t>c</w:t>
-      </w:r>
-      <w:r>
-        <w:rPr>
-          <w:rFonts w:eastAsia="Times New Roman" w:cstheme="minorHAnsi"/>
-          <w:lang w:eastAsia="en-MY"/>
-        </w:rPr>
-        <w:t>alibration</w:t>
+        <w:t>LPG bulk storage equipment repair, maintenance and calibration</w:t>
       </w:r>
     </w:p>
     <w:p/>
@@ -2774,12 +2742,14 @@
         <w:rPr>
           <w:b/>
           <w:bCs/>
-        </w:rPr>
-      </w:pPr>
-      <w:r>
-        <w:rPr>
-          <w:b/>
-          <w:bCs/>
+          <w:highlight w:val="yellow"/>
+        </w:rPr>
+      </w:pPr>
+      <w:r>
+        <w:rPr>
+          <w:b/>
+          <w:bCs/>
+          <w:highlight w:val="yellow"/>
         </w:rPr>
         <w:t>Road Work</w:t>
       </w:r>
@@ -2796,27 +2766,19 @@
           <w:rFonts w:asciiTheme="minorHAnsi" w:hAnsiTheme="minorHAnsi" w:cstheme="minorHAnsi"/>
           <w:sz w:val="22"/>
           <w:szCs w:val="22"/>
-        </w:rPr>
-      </w:pPr>
-      <w:r>
-        <w:rPr>
-          <w:rFonts w:asciiTheme="minorHAnsi" w:eastAsiaTheme="minorEastAsia" w:hAnsiTheme="minorHAnsi" w:cstheme="minorHAnsi"/>
-          <w:color w:val="262626" w:themeColor="text1" w:themeTint="D9"/>
-          <w:kern w:val="24"/>
-          <w:sz w:val="22"/>
-          <w:szCs w:val="22"/>
-        </w:rPr>
-        <w:t>S</w:t>
-      </w:r>
-      <w:r>
-        <w:rPr>
-          <w:rFonts w:asciiTheme="minorHAnsi" w:eastAsiaTheme="minorEastAsia" w:hAnsiTheme="minorHAnsi" w:cstheme="minorHAnsi"/>
-          <w:color w:val="262626" w:themeColor="text1" w:themeTint="D9"/>
-          <w:kern w:val="24"/>
-          <w:sz w:val="22"/>
-          <w:szCs w:val="22"/>
-        </w:rPr>
-        <w:t xml:space="preserve">upply of Road Work Material </w:t>
+          <w:highlight w:val="yellow"/>
+        </w:rPr>
+      </w:pPr>
+      <w:r>
+        <w:rPr>
+          <w:rFonts w:asciiTheme="minorHAnsi" w:eastAsiaTheme="minorEastAsia" w:hAnsiTheme="minorHAnsi" w:cstheme="minorHAnsi"/>
+          <w:color w:val="262626" w:themeColor="text1" w:themeTint="D9"/>
+          <w:kern w:val="24"/>
+          <w:sz w:val="22"/>
+          <w:szCs w:val="22"/>
+          <w:highlight w:val="yellow"/>
+        </w:rPr>
+        <w:t xml:space="preserve">Supply of Road Work Material </w:t>
       </w:r>
       <w:proofErr w:type="spellStart"/>
       <w:r>
@@ -2826,6 +2788,7 @@
           <w:kern w:val="24"/>
           <w:sz w:val="22"/>
           <w:szCs w:val="22"/>
+          <w:highlight w:val="yellow"/>
         </w:rPr>
         <w:t>i.e</w:t>
       </w:r>
@@ -2837,6 +2800,7 @@
           <w:kern w:val="24"/>
           <w:sz w:val="22"/>
           <w:szCs w:val="22"/>
+          <w:highlight w:val="yellow"/>
         </w:rPr>
         <w:t xml:space="preserve"> Sand, Crusher Run, Premix and etc.</w:t>
       </w:r>
@@ -2855,27 +2819,19 @@
           <w:kern w:val="24"/>
           <w:sz w:val="22"/>
           <w:szCs w:val="22"/>
-        </w:rPr>
-      </w:pPr>
-      <w:r>
-        <w:rPr>
-          <w:rFonts w:asciiTheme="minorHAnsi" w:eastAsiaTheme="minorEastAsia" w:hAnsiTheme="minorHAnsi" w:cstheme="minorHAnsi"/>
-          <w:color w:val="262626" w:themeColor="text1" w:themeTint="D9"/>
-          <w:kern w:val="24"/>
-          <w:sz w:val="22"/>
-          <w:szCs w:val="22"/>
-        </w:rPr>
-        <w:t>R</w:t>
-      </w:r>
-      <w:r>
-        <w:rPr>
-          <w:rFonts w:asciiTheme="minorHAnsi" w:eastAsiaTheme="minorEastAsia" w:hAnsiTheme="minorHAnsi" w:cstheme="minorHAnsi"/>
-          <w:color w:val="262626" w:themeColor="text1" w:themeTint="D9"/>
-          <w:kern w:val="24"/>
-          <w:sz w:val="22"/>
-          <w:szCs w:val="22"/>
-        </w:rPr>
-        <w:t xml:space="preserve">ental services for road work machinery </w:t>
+          <w:highlight w:val="yellow"/>
+        </w:rPr>
+      </w:pPr>
+      <w:r>
+        <w:rPr>
+          <w:rFonts w:asciiTheme="minorHAnsi" w:eastAsiaTheme="minorEastAsia" w:hAnsiTheme="minorHAnsi" w:cstheme="minorHAnsi"/>
+          <w:color w:val="262626" w:themeColor="text1" w:themeTint="D9"/>
+          <w:kern w:val="24"/>
+          <w:sz w:val="22"/>
+          <w:szCs w:val="22"/>
+          <w:highlight w:val="yellow"/>
+        </w:rPr>
+        <w:t xml:space="preserve">Rental services for road work machinery </w:t>
       </w:r>
       <w:proofErr w:type="spellStart"/>
       <w:r>
@@ -2885,6 +2841,7 @@
           <w:kern w:val="24"/>
           <w:sz w:val="22"/>
           <w:szCs w:val="22"/>
+          <w:highlight w:val="yellow"/>
         </w:rPr>
         <w:t>i.e</w:t>
       </w:r>
@@ -2896,18 +2853,9 @@
           <w:kern w:val="24"/>
           <w:sz w:val="22"/>
           <w:szCs w:val="22"/>
-        </w:rPr>
-        <w:t xml:space="preserve"> Milling Machine, Roller, Back </w:t>
-      </w:r>
-      <w:r>
-        <w:rPr>
-          <w:rFonts w:asciiTheme="minorHAnsi" w:eastAsiaTheme="minorEastAsia" w:hAnsiTheme="minorHAnsi" w:cstheme="minorHAnsi"/>
-          <w:color w:val="262626" w:themeColor="text1" w:themeTint="D9"/>
-          <w:kern w:val="24"/>
-          <w:sz w:val="22"/>
-          <w:szCs w:val="22"/>
-        </w:rPr>
-        <w:t>Hoe and etc.</w:t>
+          <w:highlight w:val="yellow"/>
+        </w:rPr>
+        <w:t xml:space="preserve"> Milling Machine, Roller, Back Hoe and etc.</w:t>
       </w:r>
     </w:p>
     <w:p>
@@ -2922,27 +2870,19 @@
           <w:rFonts w:asciiTheme="minorHAnsi" w:hAnsiTheme="minorHAnsi" w:cstheme="minorHAnsi"/>
           <w:sz w:val="22"/>
           <w:szCs w:val="22"/>
-        </w:rPr>
-      </w:pPr>
-      <w:r>
-        <w:rPr>
-          <w:rFonts w:asciiTheme="minorHAnsi" w:eastAsiaTheme="minorEastAsia" w:hAnsiTheme="minorHAnsi" w:cstheme="minorHAnsi"/>
-          <w:color w:val="262626" w:themeColor="text1" w:themeTint="D9"/>
-          <w:kern w:val="24"/>
-          <w:sz w:val="22"/>
-          <w:szCs w:val="22"/>
-        </w:rPr>
-        <w:t>R</w:t>
-      </w:r>
-      <w:r>
-        <w:rPr>
-          <w:rFonts w:asciiTheme="minorHAnsi" w:eastAsiaTheme="minorEastAsia" w:hAnsiTheme="minorHAnsi" w:cstheme="minorHAnsi"/>
-          <w:color w:val="262626" w:themeColor="text1" w:themeTint="D9"/>
-          <w:kern w:val="24"/>
-          <w:sz w:val="22"/>
-          <w:szCs w:val="22"/>
-        </w:rPr>
-        <w:t>oad construction</w:t>
+          <w:highlight w:val="yellow"/>
+        </w:rPr>
+      </w:pPr>
+      <w:r>
+        <w:rPr>
+          <w:rFonts w:asciiTheme="minorHAnsi" w:eastAsiaTheme="minorEastAsia" w:hAnsiTheme="minorHAnsi" w:cstheme="minorHAnsi"/>
+          <w:color w:val="262626" w:themeColor="text1" w:themeTint="D9"/>
+          <w:kern w:val="24"/>
+          <w:sz w:val="22"/>
+          <w:szCs w:val="22"/>
+          <w:highlight w:val="yellow"/>
+        </w:rPr>
+        <w:t>Road construction</w:t>
       </w:r>
     </w:p>
     <w:p>
@@ -2959,15 +2899,17 @@
           <w:kern w:val="24"/>
           <w:sz w:val="22"/>
           <w:szCs w:val="22"/>
-        </w:rPr>
-      </w:pPr>
-      <w:r>
-        <w:rPr>
-          <w:rFonts w:asciiTheme="minorHAnsi" w:eastAsiaTheme="minorEastAsia" w:hAnsiTheme="minorHAnsi" w:cstheme="minorHAnsi"/>
-          <w:color w:val="262626" w:themeColor="text1" w:themeTint="D9"/>
-          <w:kern w:val="24"/>
-          <w:sz w:val="22"/>
-          <w:szCs w:val="22"/>
+          <w:highlight w:val="yellow"/>
+        </w:rPr>
+      </w:pPr>
+      <w:r>
+        <w:rPr>
+          <w:rFonts w:asciiTheme="minorHAnsi" w:eastAsiaTheme="minorEastAsia" w:hAnsiTheme="minorHAnsi" w:cstheme="minorHAnsi"/>
+          <w:color w:val="262626" w:themeColor="text1" w:themeTint="D9"/>
+          <w:kern w:val="24"/>
+          <w:sz w:val="22"/>
+          <w:szCs w:val="22"/>
+          <w:highlight w:val="yellow"/>
         </w:rPr>
         <w:t>Road furniture/signages</w:t>
       </w:r>
@@ -2982,6 +2924,7 @@
           <w:kern w:val="24"/>
           <w:sz w:val="22"/>
           <w:szCs w:val="22"/>
+          <w:highlight w:val="yellow"/>
         </w:rPr>
       </w:pPr>
     </w:p>
@@ -2997,17 +2940,19 @@
           <w:kern w:val="24"/>
           <w:sz w:val="22"/>
           <w:szCs w:val="22"/>
-        </w:rPr>
-      </w:pPr>
-      <w:r>
-        <w:rPr>
-          <w:rFonts w:asciiTheme="minorHAnsi" w:eastAsiaTheme="minorEastAsia" w:hAnsiTheme="minorHAnsi" w:cstheme="minorHAnsi"/>
-          <w:b/>
-          <w:bCs/>
-          <w:color w:val="262626" w:themeColor="text1" w:themeTint="D9"/>
-          <w:kern w:val="24"/>
-          <w:sz w:val="22"/>
-          <w:szCs w:val="22"/>
+          <w:highlight w:val="yellow"/>
+        </w:rPr>
+      </w:pPr>
+      <w:r>
+        <w:rPr>
+          <w:rFonts w:asciiTheme="minorHAnsi" w:eastAsiaTheme="minorEastAsia" w:hAnsiTheme="minorHAnsi" w:cstheme="minorHAnsi"/>
+          <w:b/>
+          <w:bCs/>
+          <w:color w:val="262626" w:themeColor="text1" w:themeTint="D9"/>
+          <w:kern w:val="24"/>
+          <w:sz w:val="22"/>
+          <w:szCs w:val="22"/>
+          <w:highlight w:val="yellow"/>
         </w:rPr>
         <w:t>Other Services</w:t>
       </w:r>
@@ -3032,6 +2977,7 @@
           <w:kern w:val="24"/>
           <w:sz w:val="22"/>
           <w:szCs w:val="22"/>
+          <w:highlight w:val="yellow"/>
         </w:rPr>
         <w:t>Keramat</w:t>
       </w:r>
@@ -3043,16 +2989,31 @@
           <w:kern w:val="24"/>
           <w:sz w:val="22"/>
           <w:szCs w:val="22"/>
-        </w:rPr>
-        <w:t xml:space="preserve"> Engineering</w:t>
-      </w:r>
-      <w:r>
-        <w:rPr>
-          <w:rFonts w:asciiTheme="minorHAnsi" w:eastAsiaTheme="minorEastAsia" w:hAnsiTheme="minorHAnsi" w:cstheme="minorHAnsi"/>
-          <w:color w:val="262626" w:themeColor="text1" w:themeTint="D9"/>
-          <w:kern w:val="24"/>
-          <w:sz w:val="22"/>
-          <w:szCs w:val="22"/>
+          <w:highlight w:val="yellow"/>
+        </w:rPr>
+        <w:t xml:space="preserve"> Engineering </w:t>
+      </w:r>
+      <w:proofErr w:type="spellStart"/>
+      <w:r>
+        <w:rPr>
+          <w:rFonts w:asciiTheme="minorHAnsi" w:eastAsiaTheme="minorEastAsia" w:hAnsiTheme="minorHAnsi" w:cstheme="minorHAnsi"/>
+          <w:color w:val="262626" w:themeColor="text1" w:themeTint="D9"/>
+          <w:kern w:val="24"/>
+          <w:sz w:val="22"/>
+          <w:szCs w:val="22"/>
+          <w:highlight w:val="yellow"/>
+        </w:rPr>
+        <w:t>Sdn</w:t>
+      </w:r>
+      <w:proofErr w:type="spellEnd"/>
+      <w:r>
+        <w:rPr>
+          <w:rFonts w:asciiTheme="minorHAnsi" w:eastAsiaTheme="minorEastAsia" w:hAnsiTheme="minorHAnsi" w:cstheme="minorHAnsi"/>
+          <w:color w:val="262626" w:themeColor="text1" w:themeTint="D9"/>
+          <w:kern w:val="24"/>
+          <w:sz w:val="22"/>
+          <w:szCs w:val="22"/>
+          <w:highlight w:val="yellow"/>
         </w:rPr>
         <w:t xml:space="preserve"> </w:t>
       </w:r>
@@ -3064,8 +3025,9 @@
           <w:kern w:val="24"/>
           <w:sz w:val="22"/>
           <w:szCs w:val="22"/>
-        </w:rPr>
-        <w:t>Sdn</w:t>
+          <w:highlight w:val="yellow"/>
+        </w:rPr>
+        <w:t>Bhd</w:t>
       </w:r>
       <w:proofErr w:type="spellEnd"/>
       <w:r>
@@ -3075,68 +3037,29 @@
           <w:kern w:val="24"/>
           <w:sz w:val="22"/>
           <w:szCs w:val="22"/>
+          <w:highlight w:val="yellow"/>
+        </w:rPr>
+        <w:t xml:space="preserve"> also support in Civil &amp; Structure, Mechanical &amp; Electrical scope of Engineering which is including maintenance, operations,</w:t>
+      </w:r>
+      <w:r>
+        <w:rPr>
+          <w:rFonts w:asciiTheme="minorHAnsi" w:eastAsiaTheme="minorEastAsia" w:hAnsiTheme="minorHAnsi" w:cstheme="minorHAnsi"/>
+          <w:color w:val="262626" w:themeColor="text1" w:themeTint="D9"/>
+          <w:kern w:val="24"/>
+          <w:sz w:val="22"/>
+          <w:szCs w:val="22"/>
+          <w:highlight w:val="yellow"/>
         </w:rPr>
         <w:t xml:space="preserve"> </w:t>
       </w:r>
-      <w:proofErr w:type="spellStart"/>
-      <w:r>
-        <w:rPr>
-          <w:rFonts w:asciiTheme="minorHAnsi" w:eastAsiaTheme="minorEastAsia" w:hAnsiTheme="minorHAnsi" w:cstheme="minorHAnsi"/>
-          <w:color w:val="262626" w:themeColor="text1" w:themeTint="D9"/>
-          <w:kern w:val="24"/>
-          <w:sz w:val="22"/>
-          <w:szCs w:val="22"/>
-        </w:rPr>
-        <w:t>Bhd</w:t>
-      </w:r>
-      <w:proofErr w:type="spellEnd"/>
-      <w:r>
-        <w:rPr>
-          <w:rFonts w:asciiTheme="minorHAnsi" w:eastAsiaTheme="minorEastAsia" w:hAnsiTheme="minorHAnsi" w:cstheme="minorHAnsi"/>
-          <w:color w:val="262626" w:themeColor="text1" w:themeTint="D9"/>
-          <w:kern w:val="24"/>
-          <w:sz w:val="22"/>
-          <w:szCs w:val="22"/>
-        </w:rPr>
-        <w:t xml:space="preserve"> also support in Civil</w:t>
-      </w:r>
-      <w:r>
-        <w:rPr>
-          <w:rFonts w:asciiTheme="minorHAnsi" w:eastAsiaTheme="minorEastAsia" w:hAnsiTheme="minorHAnsi" w:cstheme="minorHAnsi"/>
-          <w:color w:val="262626" w:themeColor="text1" w:themeTint="D9"/>
-          <w:kern w:val="24"/>
-          <w:sz w:val="22"/>
-          <w:szCs w:val="22"/>
-        </w:rPr>
-        <w:t xml:space="preserve"> &amp; Structure, Mechanical &amp; Electrical</w:t>
-      </w:r>
-      <w:r>
-        <w:rPr>
-          <w:rFonts w:asciiTheme="minorHAnsi" w:eastAsiaTheme="minorEastAsia" w:hAnsiTheme="minorHAnsi" w:cstheme="minorHAnsi"/>
-          <w:color w:val="262626" w:themeColor="text1" w:themeTint="D9"/>
-          <w:kern w:val="24"/>
-          <w:sz w:val="22"/>
-          <w:szCs w:val="22"/>
-        </w:rPr>
-        <w:t xml:space="preserve"> scope of Engineering which is including maintenance, operations,</w:t>
-      </w:r>
-      <w:r>
-        <w:rPr>
-          <w:rFonts w:asciiTheme="minorHAnsi" w:eastAsiaTheme="minorEastAsia" w:hAnsiTheme="minorHAnsi" w:cstheme="minorHAnsi"/>
-          <w:color w:val="262626" w:themeColor="text1" w:themeTint="D9"/>
-          <w:kern w:val="24"/>
-          <w:sz w:val="22"/>
-          <w:szCs w:val="22"/>
-        </w:rPr>
-        <w:t xml:space="preserve"> </w:t>
-      </w:r>
-      <w:r>
-        <w:rPr>
-          <w:rFonts w:asciiTheme="minorHAnsi" w:eastAsiaTheme="minorEastAsia" w:hAnsiTheme="minorHAnsi" w:cstheme="minorHAnsi"/>
-          <w:color w:val="262626" w:themeColor="text1" w:themeTint="D9"/>
-          <w:kern w:val="24"/>
-          <w:sz w:val="22"/>
-          <w:szCs w:val="22"/>
+      <w:r>
+        <w:rPr>
+          <w:rFonts w:asciiTheme="minorHAnsi" w:eastAsiaTheme="minorEastAsia" w:hAnsiTheme="minorHAnsi" w:cstheme="minorHAnsi"/>
+          <w:color w:val="262626" w:themeColor="text1" w:themeTint="D9"/>
+          <w:kern w:val="24"/>
+          <w:sz w:val="22"/>
+          <w:szCs w:val="22"/>
+          <w:highlight w:val="yellow"/>
         </w:rPr>
         <w:t>construction and fabrications</w:t>
       </w:r>
@@ -3147,6 +3070,7 @@
           <w:kern w:val="24"/>
           <w:sz w:val="22"/>
           <w:szCs w:val="22"/>
+          <w:highlight w:val="yellow"/>
         </w:rPr>
         <w:t>.</w:t>
       </w:r>
@@ -3157,6 +3081,7 @@
           <w:kern w:val="24"/>
           <w:sz w:val="22"/>
           <w:szCs w:val="22"/>
+          <w:highlight w:val="yellow"/>
         </w:rPr>
         <w:t xml:space="preserve"> We have competent manpower and relevant resources to execute the activities with high quality and timely manner.</w:t>
       </w:r>

--- a/DOCS/Write up.docx
+++ b/DOCS/Write up.docx
@@ -579,52 +579,21 @@
           <w:kern w:val="24"/>
           <w:sz w:val="22"/>
           <w:szCs w:val="22"/>
+          <w:highlight w:val="yellow"/>
           <w:lang w:val="en-US"/>
         </w:rPr>
-        <w:t xml:space="preserve">Today, when it comes time to expand KERAMAT ENGINEERING SDN BHD's main activities for its companies is in the field of </w:t>
-      </w:r>
-      <w:r>
-        <w:rPr>
-          <w:rFonts w:asciiTheme="minorHAnsi" w:eastAsiaTheme="minorEastAsia" w:hAnsiTheme="minorHAnsi" w:cstheme="minorHAnsi"/>
-          <w:color w:val="262626" w:themeColor="text1" w:themeTint="D9"/>
-          <w:kern w:val="24"/>
-          <w:sz w:val="22"/>
-          <w:szCs w:val="22"/>
+        <w:t xml:space="preserve">Today, when it comes time to expand KERAMAT ENGINEERING SDN BHD's main activities for its companies is in the field of oil&amp; gas industry, civil engineering, mechanical &amp; electrical, road works and other related construction works and </w:t>
+      </w:r>
+      <w:r>
+        <w:rPr>
+          <w:rFonts w:asciiTheme="minorHAnsi" w:eastAsiaTheme="minorEastAsia" w:hAnsiTheme="minorHAnsi" w:cstheme="minorHAnsi"/>
+          <w:color w:val="262626" w:themeColor="text1" w:themeTint="D9"/>
+          <w:kern w:val="24"/>
+          <w:sz w:val="22"/>
+          <w:szCs w:val="22"/>
+          <w:highlight w:val="yellow"/>
           <w:lang w:val="en-US"/>
         </w:rPr>
-        <w:t xml:space="preserve">oil&amp; gas industry, </w:t>
-      </w:r>
-      <w:r>
-        <w:rPr>
-          <w:rFonts w:asciiTheme="minorHAnsi" w:eastAsiaTheme="minorEastAsia" w:hAnsiTheme="minorHAnsi" w:cstheme="minorHAnsi"/>
-          <w:color w:val="262626" w:themeColor="text1" w:themeTint="D9"/>
-          <w:kern w:val="24"/>
-          <w:sz w:val="22"/>
-          <w:szCs w:val="22"/>
-          <w:lang w:val="en-US"/>
-        </w:rPr>
-        <w:t>civil engineering, mechanical &amp; electrical, road works and other related construction works</w:t>
-      </w:r>
-      <w:r>
-        <w:rPr>
-          <w:rFonts w:asciiTheme="minorHAnsi" w:eastAsiaTheme="minorEastAsia" w:hAnsiTheme="minorHAnsi" w:cstheme="minorHAnsi"/>
-          <w:color w:val="262626" w:themeColor="text1" w:themeTint="D9"/>
-          <w:kern w:val="24"/>
-          <w:sz w:val="22"/>
-          <w:szCs w:val="22"/>
-          <w:lang w:val="en-US"/>
-        </w:rPr>
-        <w:t xml:space="preserve"> and </w:t>
-      </w:r>
-      <w:r>
-        <w:rPr>
-          <w:rFonts w:asciiTheme="minorHAnsi" w:eastAsiaTheme="minorEastAsia" w:hAnsiTheme="minorHAnsi" w:cstheme="minorHAnsi"/>
-          <w:color w:val="262626" w:themeColor="text1" w:themeTint="D9"/>
-          <w:kern w:val="24"/>
-          <w:sz w:val="22"/>
-          <w:szCs w:val="22"/>
-          <w:lang w:val="en-US"/>
-        </w:rPr>
         <w:t>built this business to take the government's inspiration to become a more successful contractor in the future</w:t>
       </w:r>
       <w:r>
@@ -634,6 +603,7 @@
           <w:kern w:val="24"/>
           <w:sz w:val="22"/>
           <w:szCs w:val="22"/>
+          <w:highlight w:val="yellow"/>
           <w:lang w:val="en-US"/>
         </w:rPr>
         <w:t>.</w:t>

--- a/DOCS/Write up.docx
+++ b/DOCS/Write up.docx
@@ -19,7 +19,36 @@
           <w:color w:val="FF0000"/>
           <w:u w:val="single"/>
         </w:rPr>
-        <w:t xml:space="preserve">HOME </w:t>
+        <w:t xml:space="preserve"> </w:t>
+      </w:r>
+      <w:proofErr w:type="spellStart"/>
+      <w:r>
+        <w:rPr>
+          <w:b/>
+          <w:bCs/>
+          <w:color w:val="FF0000"/>
+          <w:u w:val="single"/>
+        </w:rPr>
+        <w:t>je</w:t>
+      </w:r>
+      <w:r>
+        <w:rPr>
+          <w:b/>
+          <w:bCs/>
+          <w:color w:val="FF0000"/>
+          <w:u w:val="single"/>
+        </w:rPr>
+        <w:t>HOME</w:t>
+      </w:r>
+      <w:proofErr w:type="spellEnd"/>
+      <w:r>
+        <w:rPr>
+          <w:b/>
+          <w:bCs/>
+          <w:color w:val="FF0000"/>
+          <w:u w:val="single"/>
+        </w:rPr>
+        <w:t xml:space="preserve"> </w:t>
       </w:r>
     </w:p>
     <w:p>

--- a/DOCS/Write up.docx
+++ b/DOCS/Write up.docx
@@ -19,36 +19,7 @@
           <w:color w:val="FF0000"/>
           <w:u w:val="single"/>
         </w:rPr>
-        <w:t xml:space="preserve"> </w:t>
-      </w:r>
-      <w:proofErr w:type="spellStart"/>
-      <w:r>
-        <w:rPr>
-          <w:b/>
-          <w:bCs/>
-          <w:color w:val="FF0000"/>
-          <w:u w:val="single"/>
-        </w:rPr>
-        <w:t>je</w:t>
-      </w:r>
-      <w:r>
-        <w:rPr>
-          <w:b/>
-          <w:bCs/>
-          <w:color w:val="FF0000"/>
-          <w:u w:val="single"/>
-        </w:rPr>
-        <w:t>HOME</w:t>
-      </w:r>
-      <w:proofErr w:type="spellEnd"/>
-      <w:r>
-        <w:rPr>
-          <w:b/>
-          <w:bCs/>
-          <w:color w:val="FF0000"/>
-          <w:u w:val="single"/>
-        </w:rPr>
-        <w:t xml:space="preserve"> </w:t>
+        <w:t xml:space="preserve">HOME </w:t>
       </w:r>
     </w:p>
     <w:p>
@@ -72,6 +43,7 @@
           <w:rFonts w:cstheme="minorHAnsi"/>
           <w:b/>
           <w:bCs/>
+          <w:highlight w:val="yellow"/>
         </w:rPr>
         <w:t>KERAMAT ENGINEERING SDN BHD</w:t>
       </w:r>
@@ -80,22 +52,15 @@
           <w:rFonts w:eastAsiaTheme="minorEastAsia" w:cstheme="minorHAnsi"/>
           <w:color w:val="262626" w:themeColor="text1" w:themeTint="D9"/>
           <w:kern w:val="24"/>
+          <w:highlight w:val="yellow"/>
           <w:lang w:val="en-US"/>
         </w:rPr>
-        <w:t xml:space="preserve"> was established in November 2019. </w:t>
-      </w:r>
-      <w:r>
-        <w:rPr>
-          <w:rFonts w:eastAsiaTheme="minorEastAsia" w:cstheme="minorHAnsi"/>
-          <w:color w:val="262626" w:themeColor="text1" w:themeTint="D9"/>
-          <w:kern w:val="24"/>
-          <w:lang w:val="en-US"/>
-        </w:rPr>
-        <w:t xml:space="preserve">We </w:t>
+        <w:t xml:space="preserve"> was established in November 2019. We </w:t>
       </w:r>
       <w:r>
         <w:rPr>
           <w:rFonts w:cstheme="minorHAnsi"/>
+          <w:highlight w:val="yellow"/>
         </w:rPr>
         <w:t>specialized in providing a wide range of Engineering and Maintenance services.</w:t>
       </w:r>
